--- a/Documents/Meeting Minutes.docx
+++ b/Documents/Meeting Minutes.docx
@@ -72,7 +72,7 @@
         <w:pStyle w:val="ListParagraph"/>
         <w:numPr>
           <w:ilvl w:val="0"/>
-          <w:numId w:val="3"/>
+          <w:numId w:val="2"/>
         </w:numPr>
         <w:rPr>
           <w:lang w:val="en-US"/>
@@ -83,6 +83,299 @@
           <w:lang w:val="en-US"/>
         </w:rPr>
         <w:t>Tawfeeq Hussain</w:t>
+      </w:r>
+    </w:p>
+    <w:p>
+      <w:pPr>
+        <w:pStyle w:val="ListParagraph"/>
+        <w:numPr>
+          <w:ilvl w:val="0"/>
+          <w:numId w:val="2"/>
+        </w:numPr>
+        <w:rPr>
+          <w:lang w:val="en-US"/>
+        </w:rPr>
+      </w:pPr>
+      <w:r>
+        <w:rPr>
+          <w:lang w:val="en-US"/>
+        </w:rPr>
+        <w:t>Ibraheim Hussain</w:t>
+      </w:r>
+    </w:p>
+    <w:p>
+      <w:pPr>
+        <w:pStyle w:val="ListParagraph"/>
+        <w:numPr>
+          <w:ilvl w:val="0"/>
+          <w:numId w:val="2"/>
+        </w:numPr>
+        <w:rPr>
+          <w:lang w:val="en-US"/>
+        </w:rPr>
+      </w:pPr>
+      <w:r>
+        <w:rPr>
+          <w:lang w:val="en-US"/>
+        </w:rPr>
+        <w:t>Siraaj Ali</w:t>
+      </w:r>
+    </w:p>
+    <w:p>
+      <w:pPr>
+        <w:pStyle w:val="ListParagraph"/>
+        <w:numPr>
+          <w:ilvl w:val="0"/>
+          <w:numId w:val="2"/>
+        </w:numPr>
+        <w:rPr>
+          <w:lang w:val="en-US"/>
+        </w:rPr>
+      </w:pPr>
+      <w:r>
+        <w:rPr>
+          <w:lang w:val="en-US"/>
+        </w:rPr>
+        <w:t>Elysia Horder</w:t>
+      </w:r>
+    </w:p>
+    <w:p>
+      <w:pPr>
+        <w:pStyle w:val="ListParagraph"/>
+        <w:numPr>
+          <w:ilvl w:val="0"/>
+          <w:numId w:val="2"/>
+        </w:numPr>
+        <w:rPr>
+          <w:lang w:val="en-US"/>
+        </w:rPr>
+      </w:pPr>
+      <w:r>
+        <w:rPr>
+          <w:lang w:val="en-US"/>
+        </w:rPr>
+        <w:t>Zain-Ul-Abedeen</w:t>
+      </w:r>
+    </w:p>
+    <w:p>
+      <w:pPr>
+        <w:pStyle w:val="ListParagraph"/>
+        <w:numPr>
+          <w:ilvl w:val="0"/>
+          <w:numId w:val="2"/>
+        </w:numPr>
+        <w:rPr>
+          <w:lang w:val="en-US"/>
+        </w:rPr>
+      </w:pPr>
+      <w:r>
+        <w:rPr>
+          <w:lang w:val="en-US"/>
+        </w:rPr>
+        <w:t>Fayzaan Khan</w:t>
+      </w:r>
+    </w:p>
+    <w:p>
+      <w:pPr>
+        <w:pStyle w:val="ListParagraph"/>
+        <w:numPr>
+          <w:ilvl w:val="0"/>
+          <w:numId w:val="2"/>
+        </w:numPr>
+        <w:rPr>
+          <w:lang w:val="en-US"/>
+        </w:rPr>
+      </w:pPr>
+      <w:r>
+        <w:rPr>
+          <w:lang w:val="en-US"/>
+        </w:rPr>
+        <w:t>Victor Nwagu</w:t>
+      </w:r>
+    </w:p>
+    <w:p>
+      <w:pPr>
+        <w:rPr>
+          <w:b/>
+          <w:bCs/>
+          <w:lang w:val="en-US"/>
+        </w:rPr>
+      </w:pPr>
+      <w:r>
+        <w:rPr>
+          <w:b/>
+          <w:bCs/>
+          <w:lang w:val="en-US"/>
+        </w:rPr>
+        <w:t>Content:</w:t>
+      </w:r>
+    </w:p>
+    <w:p>
+      <w:pPr>
+        <w:pStyle w:val="ListParagraph"/>
+        <w:numPr>
+          <w:ilvl w:val="0"/>
+          <w:numId w:val="7"/>
+        </w:numPr>
+        <w:rPr>
+          <w:lang w:val="en-US"/>
+        </w:rPr>
+      </w:pPr>
+      <w:r>
+        <w:rPr>
+          <w:lang w:val="en-US"/>
+        </w:rPr>
+        <w:t xml:space="preserve">Team members assigned </w:t>
+      </w:r>
+      <w:r>
+        <w:rPr>
+          <w:lang w:val="en-US"/>
+        </w:rPr>
+        <w:t xml:space="preserve">generalised </w:t>
+      </w:r>
+      <w:r>
+        <w:rPr>
+          <w:lang w:val="en-US"/>
+        </w:rPr>
+        <w:t xml:space="preserve">development/documentation tasks </w:t>
+      </w:r>
+      <w:r>
+        <w:rPr>
+          <w:lang w:val="en-US"/>
+        </w:rPr>
+        <w:t xml:space="preserve">based on specific </w:t>
+      </w:r>
+      <w:r>
+        <w:rPr>
+          <w:lang w:val="en-US"/>
+        </w:rPr>
+        <w:t>skillsets and preferences</w:t>
+      </w:r>
+    </w:p>
+    <w:p>
+      <w:pPr>
+        <w:pStyle w:val="ListParagraph"/>
+        <w:numPr>
+          <w:ilvl w:val="1"/>
+          <w:numId w:val="7"/>
+        </w:numPr>
+      </w:pPr>
+      <w:r>
+        <w:t>HTML and CSS: Fayzaan. Tawfeeq, Ibraheim and Victor</w:t>
+      </w:r>
+    </w:p>
+    <w:p>
+      <w:pPr>
+        <w:pStyle w:val="ListParagraph"/>
+        <w:numPr>
+          <w:ilvl w:val="1"/>
+          <w:numId w:val="7"/>
+        </w:numPr>
+        <w:rPr>
+          <w:lang w:val="en-US"/>
+        </w:rPr>
+      </w:pPr>
+      <w:r>
+        <w:rPr>
+          <w:lang w:val="en-US"/>
+        </w:rPr>
+        <w:t xml:space="preserve">Database </w:t>
+      </w:r>
+      <w:r>
+        <w:rPr>
+          <w:lang w:val="en-US"/>
+        </w:rPr>
+        <w:t>Queries (</w:t>
+      </w:r>
+      <w:r>
+        <w:rPr>
+          <w:lang w:val="en-US"/>
+        </w:rPr>
+        <w:t xml:space="preserve">SQL): </w:t>
+      </w:r>
+      <w:r>
+        <w:rPr>
+          <w:lang w:val="en-US"/>
+        </w:rPr>
+        <w:t>Siraaj,</w:t>
+      </w:r>
+      <w:r>
+        <w:rPr>
+          <w:lang w:val="en-US"/>
+        </w:rPr>
+        <w:t xml:space="preserve"> Elysia</w:t>
+      </w:r>
+    </w:p>
+    <w:p>
+      <w:pPr>
+        <w:pStyle w:val="ListParagraph"/>
+        <w:numPr>
+          <w:ilvl w:val="1"/>
+          <w:numId w:val="7"/>
+        </w:numPr>
+        <w:rPr>
+          <w:lang w:val="en-US"/>
+        </w:rPr>
+      </w:pPr>
+      <w:r>
+        <w:rPr>
+          <w:lang w:val="en-US"/>
+        </w:rPr>
+        <w:t xml:space="preserve">Misc. </w:t>
+      </w:r>
+      <w:r>
+        <w:rPr>
+          <w:lang w:val="en-US"/>
+        </w:rPr>
+        <w:t>Development</w:t>
+      </w:r>
+      <w:r>
+        <w:rPr>
+          <w:lang w:val="en-US"/>
+        </w:rPr>
+        <w:t>:</w:t>
+      </w:r>
+      <w:r>
+        <w:rPr>
+          <w:lang w:val="en-US"/>
+        </w:rPr>
+        <w:t xml:space="preserve"> </w:t>
+      </w:r>
+      <w:r>
+        <w:rPr>
+          <w:lang w:val="en-US"/>
+        </w:rPr>
+        <w:t xml:space="preserve">Siraaj, Elysia, </w:t>
+      </w:r>
+      <w:r>
+        <w:rPr>
+          <w:lang w:val="en-US"/>
+        </w:rPr>
+        <w:t>Zain</w:t>
+      </w:r>
+    </w:p>
+    <w:p>
+      <w:pPr>
+        <w:pStyle w:val="ListParagraph"/>
+        <w:numPr>
+          <w:ilvl w:val="1"/>
+          <w:numId w:val="7"/>
+        </w:numPr>
+        <w:rPr>
+          <w:lang w:val="en-US"/>
+        </w:rPr>
+      </w:pPr>
+      <w:r>
+        <w:rPr>
+          <w:lang w:val="en-US"/>
+        </w:rPr>
+        <w:t>Documentation</w:t>
+      </w:r>
+      <w:r>
+        <w:rPr>
+          <w:lang w:val="en-US"/>
+        </w:rPr>
+        <w:t>: Tawfeeq, Zain</w:t>
       </w:r>
     </w:p>
     <w:p>
@@ -92,15 +385,9 @@
           <w:ilvl w:val="0"/>
           <w:numId w:val="3"/>
         </w:numPr>
-        <w:rPr>
-          <w:lang w:val="en-US"/>
-        </w:rPr>
-      </w:pPr>
-      <w:r>
-        <w:rPr>
-          <w:lang w:val="en-US"/>
-        </w:rPr>
-        <w:t>Ibraheim Hussain</w:t>
+      </w:pPr>
+      <w:r>
+        <w:t>Project requirements and specifications laid out based on initial brief provided by the client</w:t>
       </w:r>
     </w:p>
     <w:p>
@@ -118,7 +405,76 @@
         <w:rPr>
           <w:lang w:val="en-US"/>
         </w:rPr>
-        <w:t>Siraaj Ali</w:t>
+        <w:t xml:space="preserve">Initial </w:t>
+      </w:r>
+      <w:r>
+        <w:rPr>
+          <w:lang w:val="en-US"/>
+        </w:rPr>
+        <w:t>questions</w:t>
+      </w:r>
+      <w:r>
+        <w:rPr>
+          <w:lang w:val="en-US"/>
+        </w:rPr>
+        <w:t xml:space="preserve"> for the </w:t>
+      </w:r>
+      <w:r>
+        <w:rPr>
+          <w:lang w:val="en-US"/>
+        </w:rPr>
+        <w:t>client</w:t>
+      </w:r>
+      <w:r>
+        <w:rPr>
+          <w:lang w:val="en-US"/>
+        </w:rPr>
+        <w:t xml:space="preserve"> </w:t>
+      </w:r>
+      <w:r>
+        <w:rPr>
+          <w:lang w:val="en-US"/>
+        </w:rPr>
+        <w:t xml:space="preserve">determined (based on </w:t>
+      </w:r>
+      <w:r>
+        <w:rPr>
+          <w:lang w:val="en-US"/>
+        </w:rPr>
+        <w:t>where further clarification was necessary)</w:t>
+      </w:r>
+    </w:p>
+    <w:p>
+      <w:pPr>
+        <w:rPr>
+          <w:b/>
+          <w:bCs/>
+          <w:lang w:val="en-US"/>
+        </w:rPr>
+      </w:pPr>
+      <w:r>
+        <w:rPr>
+          <w:b/>
+          <w:bCs/>
+          <w:lang w:val="en-US"/>
+        </w:rPr>
+        <w:t xml:space="preserve">Tasks Since Last </w:t>
+      </w:r>
+      <w:r>
+        <w:rPr>
+          <w:b/>
+          <w:bCs/>
+          <w:lang w:val="en-US"/>
+        </w:rPr>
+        <w:t>Meeting</w:t>
+      </w:r>
+      <w:r>
+        <w:rPr>
+          <w:b/>
+          <w:bCs/>
+          <w:lang w:val="en-US"/>
+        </w:rPr>
+        <w:t>:</w:t>
       </w:r>
     </w:p>
     <w:p>
@@ -126,7 +482,7 @@
         <w:pStyle w:val="ListParagraph"/>
         <w:numPr>
           <w:ilvl w:val="0"/>
-          <w:numId w:val="3"/>
+          <w:numId w:val="7"/>
         </w:numPr>
         <w:rPr>
           <w:lang w:val="en-US"/>
@@ -136,136 +492,40 @@
         <w:rPr>
           <w:lang w:val="en-US"/>
         </w:rPr>
-        <w:t xml:space="preserve">Elysia </w:t>
-      </w:r>
-      <w:proofErr w:type="spellStart"/>
-      <w:r>
-        <w:rPr>
-          <w:lang w:val="en-US"/>
-        </w:rPr>
-        <w:t>Horder</w:t>
-      </w:r>
-      <w:proofErr w:type="spellEnd"/>
+        <w:t>N</w:t>
+      </w:r>
+      <w:r>
+        <w:rPr>
+          <w:lang w:val="en-US"/>
+        </w:rPr>
+        <w:t>/A</w:t>
+      </w:r>
+    </w:p>
+    <w:p>
+      <w:pPr>
+        <w:rPr>
+          <w:b/>
+          <w:bCs/>
+          <w:lang w:val="en-US"/>
+        </w:rPr>
+      </w:pPr>
+      <w:r>
+        <w:rPr>
+          <w:b/>
+          <w:bCs/>
+          <w:lang w:val="en-US"/>
+        </w:rPr>
+        <w:t>Tasks To Complete Before Next Meeting:</w:t>
+      </w:r>
     </w:p>
     <w:p>
       <w:pPr>
         <w:pStyle w:val="ListParagraph"/>
         <w:numPr>
           <w:ilvl w:val="0"/>
-          <w:numId w:val="3"/>
+          <w:numId w:val="1"/>
         </w:numPr>
         <w:rPr>
-          <w:lang w:val="en-US"/>
-        </w:rPr>
-      </w:pPr>
-      <w:r>
-        <w:rPr>
-          <w:lang w:val="en-US"/>
-        </w:rPr>
-        <w:t>Zain-</w:t>
-      </w:r>
-      <w:proofErr w:type="spellStart"/>
-      <w:r>
-        <w:rPr>
-          <w:lang w:val="en-US"/>
-        </w:rPr>
-        <w:t>Ul</w:t>
-      </w:r>
-      <w:proofErr w:type="spellEnd"/>
-      <w:r>
-        <w:rPr>
-          <w:lang w:val="en-US"/>
-        </w:rPr>
-        <w:t>-</w:t>
-      </w:r>
-      <w:proofErr w:type="spellStart"/>
-      <w:r>
-        <w:rPr>
-          <w:lang w:val="en-US"/>
-        </w:rPr>
-        <w:t>Abedeen</w:t>
-      </w:r>
-      <w:proofErr w:type="spellEnd"/>
-    </w:p>
-    <w:p>
-      <w:pPr>
-        <w:pStyle w:val="ListParagraph"/>
-        <w:numPr>
-          <w:ilvl w:val="0"/>
-          <w:numId w:val="3"/>
-        </w:numPr>
-        <w:rPr>
-          <w:lang w:val="en-US"/>
-        </w:rPr>
-      </w:pPr>
-      <w:proofErr w:type="spellStart"/>
-      <w:r>
-        <w:rPr>
-          <w:lang w:val="en-US"/>
-        </w:rPr>
-        <w:t>Fayzaan</w:t>
-      </w:r>
-      <w:proofErr w:type="spellEnd"/>
-      <w:r>
-        <w:rPr>
-          <w:lang w:val="en-US"/>
-        </w:rPr>
-        <w:t xml:space="preserve"> Khan</w:t>
-      </w:r>
-    </w:p>
-    <w:p>
-      <w:pPr>
-        <w:pStyle w:val="ListParagraph"/>
-        <w:numPr>
-          <w:ilvl w:val="0"/>
-          <w:numId w:val="3"/>
-        </w:numPr>
-        <w:rPr>
-          <w:lang w:val="en-US"/>
-        </w:rPr>
-      </w:pPr>
-      <w:r>
-        <w:rPr>
-          <w:lang w:val="en-US"/>
-        </w:rPr>
-        <w:t xml:space="preserve">Victor </w:t>
-      </w:r>
-      <w:proofErr w:type="spellStart"/>
-      <w:r>
-        <w:rPr>
-          <w:lang w:val="en-US"/>
-        </w:rPr>
-        <w:t>Nwagu</w:t>
-      </w:r>
-      <w:proofErr w:type="spellEnd"/>
-    </w:p>
-    <w:p>
-      <w:pPr>
-        <w:rPr>
-          <w:b/>
-          <w:bCs/>
-          <w:lang w:val="en-US"/>
-        </w:rPr>
-      </w:pPr>
-      <w:r>
-        <w:rPr>
-          <w:b/>
-          <w:bCs/>
-          <w:lang w:val="en-US"/>
-        </w:rPr>
-        <w:t>Content:</w:t>
-      </w:r>
-    </w:p>
-    <w:p>
-      <w:pPr>
-        <w:pStyle w:val="ListParagraph"/>
-        <w:numPr>
-          <w:ilvl w:val="0"/>
-          <w:numId w:val="5"/>
-        </w:numPr>
-        <w:rPr>
-          <w:b/>
-          <w:bCs/>
           <w:lang w:val="en-US"/>
         </w:rPr>
       </w:pPr>
@@ -766,7 +1026,7 @@
         <w:rFonts w:ascii="Symbol" w:hAnsi="Symbol" w:hint="default"/>
       </w:rPr>
     </w:lvl>
-    <w:lvl w:ilvl="1" w:tplc="08090003" w:tentative="1">
+    <w:lvl w:ilvl="1" w:tplc="FFFFFFFF" w:tentative="1">
       <w:start w:val="1"/>
       <w:numFmt w:val="bullet"/>
       <w:lvlText w:val="o"/>
@@ -775,22 +1035,135 @@
         <w:ind w:left="1440" w:hanging="360"/>
       </w:pPr>
       <w:rPr>
+        <w:rFonts w:ascii="Courier New" w:hAnsi="Courier New" w:hint="default"/>
+      </w:rPr>
+    </w:lvl>
+    <w:lvl w:ilvl="2" w:tplc="08090005" w:tentative="1">
+      <w:start w:val="1"/>
+      <w:numFmt w:val="bullet"/>
+      <w:lvlText w:val=""/>
+      <w:lvlJc w:val="left"/>
+      <w:pPr>
+        <w:ind w:left="2160" w:hanging="360"/>
+      </w:pPr>
+      <w:rPr>
+        <w:rFonts w:ascii="Wingdings" w:hAnsi="Wingdings" w:hint="default"/>
+      </w:rPr>
+    </w:lvl>
+    <w:lvl w:ilvl="3" w:tplc="08090001" w:tentative="1">
+      <w:start w:val="1"/>
+      <w:numFmt w:val="bullet"/>
+      <w:lvlText w:val=""/>
+      <w:lvlJc w:val="left"/>
+      <w:pPr>
+        <w:ind w:left="2880" w:hanging="360"/>
+      </w:pPr>
+      <w:rPr>
+        <w:rFonts w:ascii="Symbol" w:hAnsi="Symbol" w:hint="default"/>
+      </w:rPr>
+    </w:lvl>
+    <w:lvl w:ilvl="4" w:tplc="08090003" w:tentative="1">
+      <w:start w:val="1"/>
+      <w:numFmt w:val="bullet"/>
+      <w:lvlText w:val="o"/>
+      <w:lvlJc w:val="left"/>
+      <w:pPr>
+        <w:ind w:left="3600" w:hanging="360"/>
+      </w:pPr>
+      <w:rPr>
         <w:rFonts w:ascii="Courier New" w:hAnsi="Courier New" w:cs="Courier New" w:hint="default"/>
       </w:rPr>
     </w:lvl>
-    <w:lvl w:ilvl="2" w:tplc="08090005" w:tentative="1">
+    <w:lvl w:ilvl="5" w:tplc="08090005" w:tentative="1">
       <w:start w:val="1"/>
       <w:numFmt w:val="bullet"/>
       <w:lvlText w:val=""/>
       <w:lvlJc w:val="left"/>
       <w:pPr>
+        <w:ind w:left="4320" w:hanging="360"/>
+      </w:pPr>
+      <w:rPr>
+        <w:rFonts w:ascii="Wingdings" w:hAnsi="Wingdings" w:hint="default"/>
+      </w:rPr>
+    </w:lvl>
+    <w:lvl w:ilvl="6" w:tplc="08090001" w:tentative="1">
+      <w:start w:val="1"/>
+      <w:numFmt w:val="bullet"/>
+      <w:lvlText w:val=""/>
+      <w:lvlJc w:val="left"/>
+      <w:pPr>
+        <w:ind w:left="5040" w:hanging="360"/>
+      </w:pPr>
+      <w:rPr>
+        <w:rFonts w:ascii="Symbol" w:hAnsi="Symbol" w:hint="default"/>
+      </w:rPr>
+    </w:lvl>
+    <w:lvl w:ilvl="7" w:tplc="08090003" w:tentative="1">
+      <w:start w:val="1"/>
+      <w:numFmt w:val="bullet"/>
+      <w:lvlText w:val="o"/>
+      <w:lvlJc w:val="left"/>
+      <w:pPr>
+        <w:ind w:left="5760" w:hanging="360"/>
+      </w:pPr>
+      <w:rPr>
+        <w:rFonts w:ascii="Courier New" w:hAnsi="Courier New" w:cs="Courier New" w:hint="default"/>
+      </w:rPr>
+    </w:lvl>
+    <w:lvl w:ilvl="8" w:tplc="08090005" w:tentative="1">
+      <w:start w:val="1"/>
+      <w:numFmt w:val="bullet"/>
+      <w:lvlText w:val=""/>
+      <w:lvlJc w:val="left"/>
+      <w:pPr>
+        <w:ind w:left="6480" w:hanging="360"/>
+      </w:pPr>
+      <w:rPr>
+        <w:rFonts w:ascii="Wingdings" w:hAnsi="Wingdings" w:hint="default"/>
+      </w:rPr>
+    </w:lvl>
+  </w:abstractNum>
+  <w:abstractNum w:abstractNumId="5" w15:restartNumberingAfterBreak="0">
+    <w:nsid w:val="5F507ED2"/>
+    <w:multiLevelType w:val="hybridMultilevel"/>
+    <w:tmpl w:val="FFFFFFFF"/>
+    <w:lvl w:ilvl="0" w:tplc="C06ED01A">
+      <w:start w:val="1"/>
+      <w:numFmt w:val="bullet"/>
+      <w:lvlText w:val=""/>
+      <w:lvlJc w:val="left"/>
+      <w:pPr>
+        <w:ind w:left="720" w:hanging="360"/>
+      </w:pPr>
+      <w:rPr>
+        <w:rFonts w:ascii="Symbol" w:hAnsi="Symbol" w:hint="default"/>
+      </w:rPr>
+    </w:lvl>
+    <w:lvl w:ilvl="1" w:tplc="15024530">
+      <w:start w:val="1"/>
+      <w:numFmt w:val="bullet"/>
+      <w:lvlText w:val="o"/>
+      <w:lvlJc w:val="left"/>
+      <w:pPr>
+        <w:ind w:left="1440" w:hanging="360"/>
+      </w:pPr>
+      <w:rPr>
+        <w:rFonts w:ascii="Courier New" w:hAnsi="Courier New" w:hint="default"/>
+      </w:rPr>
+    </w:lvl>
+    <w:lvl w:ilvl="2" w:tplc="8DC2C580">
+      <w:start w:val="1"/>
+      <w:numFmt w:val="bullet"/>
+      <w:lvlText w:val=""/>
+      <w:lvlJc w:val="left"/>
+      <w:pPr>
         <w:ind w:left="2160" w:hanging="360"/>
       </w:pPr>
       <w:rPr>
         <w:rFonts w:ascii="Wingdings" w:hAnsi="Wingdings" w:hint="default"/>
       </w:rPr>
     </w:lvl>
-    <w:lvl w:ilvl="3" w:tplc="08090001" w:tentative="1">
+    <w:lvl w:ilvl="3" w:tplc="74AEDC9C">
       <w:start w:val="1"/>
       <w:numFmt w:val="bullet"/>
       <w:lvlText w:val=""/>
@@ -802,7 +1175,7 @@
         <w:rFonts w:ascii="Symbol" w:hAnsi="Symbol" w:hint="default"/>
       </w:rPr>
     </w:lvl>
-    <w:lvl w:ilvl="4" w:tplc="08090003" w:tentative="1">
+    <w:lvl w:ilvl="4" w:tplc="DE643A0E">
       <w:start w:val="1"/>
       <w:numFmt w:val="bullet"/>
       <w:lvlText w:val="o"/>
@@ -811,10 +1184,10 @@
         <w:ind w:left="3600" w:hanging="360"/>
       </w:pPr>
       <w:rPr>
-        <w:rFonts w:ascii="Courier New" w:hAnsi="Courier New" w:cs="Courier New" w:hint="default"/>
-      </w:rPr>
-    </w:lvl>
-    <w:lvl w:ilvl="5" w:tplc="08090005" w:tentative="1">
+        <w:rFonts w:ascii="Courier New" w:hAnsi="Courier New" w:hint="default"/>
+      </w:rPr>
+    </w:lvl>
+    <w:lvl w:ilvl="5" w:tplc="8AF8B2F6">
       <w:start w:val="1"/>
       <w:numFmt w:val="bullet"/>
       <w:lvlText w:val=""/>
@@ -826,7 +1199,7 @@
         <w:rFonts w:ascii="Wingdings" w:hAnsi="Wingdings" w:hint="default"/>
       </w:rPr>
     </w:lvl>
-    <w:lvl w:ilvl="6" w:tplc="08090001" w:tentative="1">
+    <w:lvl w:ilvl="6" w:tplc="28523B66">
       <w:start w:val="1"/>
       <w:numFmt w:val="bullet"/>
       <w:lvlText w:val=""/>
@@ -838,7 +1211,7 @@
         <w:rFonts w:ascii="Symbol" w:hAnsi="Symbol" w:hint="default"/>
       </w:rPr>
     </w:lvl>
-    <w:lvl w:ilvl="7" w:tplc="08090003" w:tentative="1">
+    <w:lvl w:ilvl="7" w:tplc="02944764">
       <w:start w:val="1"/>
       <w:numFmt w:val="bullet"/>
       <w:lvlText w:val="o"/>
@@ -847,10 +1220,10 @@
         <w:ind w:left="5760" w:hanging="360"/>
       </w:pPr>
       <w:rPr>
-        <w:rFonts w:ascii="Courier New" w:hAnsi="Courier New" w:cs="Courier New" w:hint="default"/>
-      </w:rPr>
-    </w:lvl>
-    <w:lvl w:ilvl="8" w:tplc="08090005" w:tentative="1">
+        <w:rFonts w:ascii="Courier New" w:hAnsi="Courier New" w:hint="default"/>
+      </w:rPr>
+    </w:lvl>
+    <w:lvl w:ilvl="8" w:tplc="448AE2E0">
       <w:start w:val="1"/>
       <w:numFmt w:val="bullet"/>
       <w:lvlText w:val=""/>
@@ -863,19 +1236,138 @@
       </w:rPr>
     </w:lvl>
   </w:abstractNum>
-  <w:num w:numId="1" w16cid:durableId="847594140">
-    <w:abstractNumId w:val="3"/>
+  <w:abstractNum w:abstractNumId="6" w15:restartNumberingAfterBreak="0">
+    <w:nsid w:val="71E4AFDB"/>
+    <w:multiLevelType w:val="hybridMultilevel"/>
+    <w:tmpl w:val="FFFFFFFF"/>
+    <w:lvl w:ilvl="0" w:tplc="29283B36">
+      <w:start w:val="1"/>
+      <w:numFmt w:val="bullet"/>
+      <w:lvlText w:val=""/>
+      <w:lvlJc w:val="left"/>
+      <w:pPr>
+        <w:ind w:left="720" w:hanging="360"/>
+      </w:pPr>
+      <w:rPr>
+        <w:rFonts w:ascii="Symbol" w:hAnsi="Symbol" w:hint="default"/>
+      </w:rPr>
+    </w:lvl>
+    <w:lvl w:ilvl="1" w:tplc="10945270">
+      <w:start w:val="1"/>
+      <w:numFmt w:val="bullet"/>
+      <w:lvlText w:val="o"/>
+      <w:lvlJc w:val="left"/>
+      <w:pPr>
+        <w:ind w:left="1440" w:hanging="360"/>
+      </w:pPr>
+      <w:rPr>
+        <w:rFonts w:ascii="Courier New" w:hAnsi="Courier New" w:hint="default"/>
+      </w:rPr>
+    </w:lvl>
+    <w:lvl w:ilvl="2" w:tplc="FFBEB662">
+      <w:start w:val="1"/>
+      <w:numFmt w:val="bullet"/>
+      <w:lvlText w:val=""/>
+      <w:lvlJc w:val="left"/>
+      <w:pPr>
+        <w:ind w:left="2160" w:hanging="360"/>
+      </w:pPr>
+      <w:rPr>
+        <w:rFonts w:ascii="Wingdings" w:hAnsi="Wingdings" w:hint="default"/>
+      </w:rPr>
+    </w:lvl>
+    <w:lvl w:ilvl="3" w:tplc="56AA17FA">
+      <w:start w:val="1"/>
+      <w:numFmt w:val="bullet"/>
+      <w:lvlText w:val=""/>
+      <w:lvlJc w:val="left"/>
+      <w:pPr>
+        <w:ind w:left="2880" w:hanging="360"/>
+      </w:pPr>
+      <w:rPr>
+        <w:rFonts w:ascii="Symbol" w:hAnsi="Symbol" w:hint="default"/>
+      </w:rPr>
+    </w:lvl>
+    <w:lvl w:ilvl="4" w:tplc="208E5E5A">
+      <w:start w:val="1"/>
+      <w:numFmt w:val="bullet"/>
+      <w:lvlText w:val="o"/>
+      <w:lvlJc w:val="left"/>
+      <w:pPr>
+        <w:ind w:left="3600" w:hanging="360"/>
+      </w:pPr>
+      <w:rPr>
+        <w:rFonts w:ascii="Courier New" w:hAnsi="Courier New" w:hint="default"/>
+      </w:rPr>
+    </w:lvl>
+    <w:lvl w:ilvl="5" w:tplc="199E1C48">
+      <w:start w:val="1"/>
+      <w:numFmt w:val="bullet"/>
+      <w:lvlText w:val=""/>
+      <w:lvlJc w:val="left"/>
+      <w:pPr>
+        <w:ind w:left="4320" w:hanging="360"/>
+      </w:pPr>
+      <w:rPr>
+        <w:rFonts w:ascii="Wingdings" w:hAnsi="Wingdings" w:hint="default"/>
+      </w:rPr>
+    </w:lvl>
+    <w:lvl w:ilvl="6" w:tplc="63DC45E4">
+      <w:start w:val="1"/>
+      <w:numFmt w:val="bullet"/>
+      <w:lvlText w:val=""/>
+      <w:lvlJc w:val="left"/>
+      <w:pPr>
+        <w:ind w:left="5040" w:hanging="360"/>
+      </w:pPr>
+      <w:rPr>
+        <w:rFonts w:ascii="Symbol" w:hAnsi="Symbol" w:hint="default"/>
+      </w:rPr>
+    </w:lvl>
+    <w:lvl w:ilvl="7" w:tplc="CF1E3EA0">
+      <w:start w:val="1"/>
+      <w:numFmt w:val="bullet"/>
+      <w:lvlText w:val="o"/>
+      <w:lvlJc w:val="left"/>
+      <w:pPr>
+        <w:ind w:left="5760" w:hanging="360"/>
+      </w:pPr>
+      <w:rPr>
+        <w:rFonts w:ascii="Courier New" w:hAnsi="Courier New" w:hint="default"/>
+      </w:rPr>
+    </w:lvl>
+    <w:lvl w:ilvl="8" w:tplc="0254BB88">
+      <w:start w:val="1"/>
+      <w:numFmt w:val="bullet"/>
+      <w:lvlText w:val=""/>
+      <w:lvlJc w:val="left"/>
+      <w:pPr>
+        <w:ind w:left="6480" w:hanging="360"/>
+      </w:pPr>
+      <w:rPr>
+        <w:rFonts w:ascii="Wingdings" w:hAnsi="Wingdings" w:hint="default"/>
+      </w:rPr>
+    </w:lvl>
+  </w:abstractNum>
+  <w:num w:numId="1" w16cid:durableId="1078482085">
+    <w:abstractNumId w:val="5"/>
   </w:num>
-  <w:num w:numId="2" w16cid:durableId="703557963">
-    <w:abstractNumId w:val="1"/>
+  <w:num w:numId="2" w16cid:durableId="1182629746">
+    <w:abstractNumId w:val="0"/>
   </w:num>
-  <w:num w:numId="3" w16cid:durableId="1182629746">
-    <w:abstractNumId w:val="0"/>
+  <w:num w:numId="3" w16cid:durableId="1767649042">
+    <w:abstractNumId w:val="6"/>
   </w:num>
   <w:num w:numId="4" w16cid:durableId="1961569871">
     <w:abstractNumId w:val="2"/>
   </w:num>
-  <w:num w:numId="5" w16cid:durableId="929461597">
+  <w:num w:numId="5" w16cid:durableId="703557963">
+    <w:abstractNumId w:val="1"/>
+  </w:num>
+  <w:num w:numId="6" w16cid:durableId="847594140">
+    <w:abstractNumId w:val="3"/>
+  </w:num>
+  <w:num w:numId="7" w16cid:durableId="929461597">
     <w:abstractNumId w:val="4"/>
   </w:num>
 </w:numbering>
